--- a/book-output/chapter-13-model-router.docx
+++ b/book-output/chapter-13-model-router.docx
@@ -94,14 +94,14 @@
           <w:sz w:val="24"/>
           <w:szCs w:val="24"/>
         </w:rPr>
-        <w:t xml:space="preserve">Dynamic model loading</w:t>
-      </w:r>
-      <w:r>
-        <w:rPr>
-          <w:sz w:val="24"/>
-          <w:szCs w:val="24"/>
-        </w:rPr>
-        <w:t xml:space="preserve"> - Real-time fetching of available models</w:t>
+        <w:t xml:space="preserve">Your options</w:t>
+      </w:r>
+      <w:r>
+        <w:rPr>
+          <w:sz w:val="24"/>
+          <w:szCs w:val="24"/>
+        </w:rPr>
+        <w:t xml:space="preserve"> - From 2B to 108B parameters, local to cloud</w:t>
       </w:r>
     </w:p>
     <w:p>
@@ -122,14 +122,14 @@
           <w:sz w:val="24"/>
           <w:szCs w:val="24"/>
         </w:rPr>
-        <w:t xml:space="preserve">Expert-based escalation</w:t>
-      </w:r>
-      <w:r>
-        <w:rPr>
-          <w:sz w:val="24"/>
-          <w:szCs w:val="24"/>
-        </w:rPr>
-        <w:t xml:space="preserve"> - When to use more powerful models</w:t>
+        <w:t xml:space="preserve">Why tools matter</w:t>
+      </w:r>
+      <w:r>
+        <w:rPr>
+          <w:sz w:val="24"/>
+          <w:szCs w:val="24"/>
+        </w:rPr>
+        <w:t xml:space="preserve"> - How small models + tools beat large models alone</w:t>
       </w:r>
     </w:p>
     <w:p>
@@ -166,19 +166,19 @@
         <w:spacing w:after="200" w:before="400"/>
       </w:pPr>
       <w:r>
-        <w:t xml:space="preserve">Opening: Why Does Model Selection Matter?</w:t>
-      </w:r>
-    </w:p>
-    <w:p>
-      <w:pPr>
-        <w:spacing w:after="200"/>
-      </w:pPr>
-      <w:r>
-        <w:rPr>
-          <w:sz w:val="24"/>
-          <w:szCs w:val="24"/>
-        </w:rPr>
-        <w:t xml:space="preserve">Imagine you're hiring assistants for different tasks: </w:t>
+        <w:t xml:space="preserve">Opening: The Big Question - Does Size Matter?</w:t>
+      </w:r>
+    </w:p>
+    <w:p>
+      <w:pPr>
+        <w:spacing w:after="200"/>
+      </w:pPr>
+      <w:r>
+        <w:rPr>
+          <w:sz w:val="24"/>
+          <w:szCs w:val="24"/>
+        </w:rPr>
+        <w:t xml:space="preserve">You've probably heard that "bigger is better" when it comes to AI models. The largest models (GPT-4, Claude, Llama-4) have hundreds of billions of parameters. They're incredibly capable. They're also: </w:t>
       </w:r>
     </w:p>
     <w:p>
@@ -199,14 +199,14 @@
           <w:sz w:val="24"/>
           <w:szCs w:val="24"/>
         </w:rPr>
-        <w:t xml:space="preserve">Light tasks</w:t>
-      </w:r>
-      <w:r>
-        <w:rPr>
-          <w:sz w:val="24"/>
-          <w:szCs w:val="24"/>
-        </w:rPr>
-        <w:t xml:space="preserve"> (checking the mail, watering plants): You hire a helpful intern</w:t>
+        <w:t xml:space="preserve">Expensive</w:t>
+      </w:r>
+      <w:r>
+        <w:rPr>
+          <w:sz w:val="24"/>
+          <w:szCs w:val="24"/>
+        </w:rPr>
+        <w:t xml:space="preserve"> to run ($0.03-0.20 per 1,000 tokens)</w:t>
       </w:r>
     </w:p>
     <w:p>
@@ -227,14 +227,14 @@
           <w:sz w:val="24"/>
           <w:szCs w:val="24"/>
         </w:rPr>
-        <w:t xml:space="preserve">Medium tasks</w:t>
-      </w:r>
-      <w:r>
-        <w:rPr>
-          <w:sz w:val="24"/>
-          <w:szCs w:val="24"/>
-        </w:rPr>
-        <w:t xml:space="preserve"> (writing reports, analyzing data): You hire a skilled professional</w:t>
+        <w:t xml:space="preserve">Slow</w:t>
+      </w:r>
+      <w:r>
+        <w:rPr>
+          <w:sz w:val="24"/>
+          <w:szCs w:val="24"/>
+        </w:rPr>
+        <w:t xml:space="preserve"> on consumer hardware</w:t>
       </w:r>
     </w:p>
     <w:p>
@@ -255,40 +255,14 @@
           <w:sz w:val="24"/>
           <w:szCs w:val="24"/>
         </w:rPr>
-        <w:t xml:space="preserve">Complex tasks</w:t>
-      </w:r>
-      <w:r>
-        <w:rPr>
-          <w:sz w:val="24"/>
-          <w:szCs w:val="24"/>
-        </w:rPr>
-        <w:t xml:space="preserve"> (strategic planning, system architecture): You hire an expert consultant</w:t>
-      </w:r>
-    </w:p>
-    <w:p>
-      <w:pPr>
-        <w:spacing w:after="200"/>
-      </w:pPr>
-      <w:r>
-        <w:rPr>
-          <w:b/>
-          <w:bCs/>
-          <w:sz w:val="24"/>
-          <w:szCs w:val="24"/>
-        </w:rPr>
-        <w:t xml:space="preserve">You wouldn't hire a $500/hour consultant to water your plants, right?</w:t>
-      </w:r>
-    </w:p>
-    <w:p>
-      <w:pPr>
-        <w:spacing w:after="200"/>
-      </w:pPr>
-      <w:r>
-        <w:rPr>
-          <w:sz w:val="24"/>
-          <w:szCs w:val="24"/>
-        </w:rPr>
-        <w:t xml:space="preserve">The same principle applies to AI models. Different models have different: </w:t>
+        <w:t xml:space="preserve">Resource-hungry</w:t>
+      </w:r>
+      <w:r>
+        <w:rPr>
+          <w:sz w:val="24"/>
+          <w:szCs w:val="24"/>
+        </w:rPr>
+        <w:t xml:space="preserve"> (need expensive GPUs)</w:t>
       </w:r>
     </w:p>
     <w:p>
@@ -309,98 +283,51 @@
           <w:sz w:val="24"/>
           <w:szCs w:val="24"/>
         </w:rPr>
-        <w:t xml:space="preserve">Costs</w:t>
-      </w:r>
-      <w:r>
-        <w:rPr>
-          <w:sz w:val="24"/>
-          <w:szCs w:val="24"/>
-        </w:rPr>
-        <w:t xml:space="preserve"> (some are free, some cost money per use)</w:t>
-      </w:r>
-    </w:p>
-    <w:p>
-      <w:pPr>
-        <w:spacing w:after="200"/>
-      </w:pPr>
-      <w:r>
-        <w:rPr>
-          <w:sz w:val="24"/>
-          <w:szCs w:val="24"/>
-        </w:rPr>
-        <w:t xml:space="preserve">- </w:t>
-      </w:r>
-      <w:r>
-        <w:rPr>
-          <w:b/>
-          <w:bCs/>
-          <w:sz w:val="24"/>
-          <w:szCs w:val="24"/>
-        </w:rPr>
-        <w:t xml:space="preserve">Speeds</w:t>
-      </w:r>
-      <w:r>
-        <w:rPr>
-          <w:sz w:val="24"/>
-          <w:szCs w:val="24"/>
-        </w:rPr>
-        <w:t xml:space="preserve"> (small models are faster)</w:t>
-      </w:r>
-    </w:p>
-    <w:p>
-      <w:pPr>
-        <w:spacing w:after="200"/>
-      </w:pPr>
-      <w:r>
-        <w:rPr>
-          <w:sz w:val="24"/>
-          <w:szCs w:val="24"/>
-        </w:rPr>
-        <w:t xml:space="preserve">- </w:t>
-      </w:r>
-      <w:r>
-        <w:rPr>
-          <w:b/>
-          <w:bCs/>
-          <w:sz w:val="24"/>
-          <w:szCs w:val="24"/>
-        </w:rPr>
-        <w:t xml:space="preserve">Capabilities</w:t>
-      </w:r>
-      <w:r>
-        <w:rPr>
-          <w:sz w:val="24"/>
-          <w:szCs w:val="24"/>
-        </w:rPr>
-        <w:t xml:space="preserve"> (large models are smarter)</w:t>
-      </w:r>
-    </w:p>
-    <w:p>
-      <w:pPr>
-        <w:spacing w:after="200"/>
-      </w:pPr>
-      <w:r>
-        <w:rPr>
-          <w:sz w:val="24"/>
-          <w:szCs w:val="24"/>
-        </w:rPr>
-        <w:t xml:space="preserve">- </w:t>
-      </w:r>
-      <w:r>
-        <w:rPr>
-          <w:b/>
-          <w:bCs/>
-          <w:sz w:val="24"/>
-          <w:szCs w:val="24"/>
-        </w:rPr>
-        <w:t xml:space="preserve">Resource needs</w:t>
-      </w:r>
-      <w:r>
-        <w:rPr>
-          <w:sz w:val="24"/>
-          <w:szCs w:val="24"/>
-        </w:rPr>
-        <w:t xml:space="preserve"> (some require powerful GPUs)</w:t>
+        <w:t xml:space="preserve">Overkill</w:t>
+      </w:r>
+      <w:r>
+        <w:rPr>
+          <w:sz w:val="24"/>
+          <w:szCs w:val="24"/>
+        </w:rPr>
+        <w:t xml:space="preserve"> for simple tasks</w:t>
+      </w:r>
+    </w:p>
+    <w:p>
+      <w:pPr>
+        <w:spacing w:after="200"/>
+      </w:pPr>
+      <w:r>
+        <w:rPr>
+          <w:b/>
+          <w:bCs/>
+          <w:sz w:val="24"/>
+          <w:szCs w:val="24"/>
+        </w:rPr>
+        <w:t xml:space="preserve">But here's the secret:</w:t>
+      </w:r>
+      <w:r>
+        <w:rPr>
+          <w:sz w:val="24"/>
+          <w:szCs w:val="24"/>
+        </w:rPr>
+        <w:t xml:space="preserve"> You don't need a massive model for most tasks. In fact, you can build a system that outperforms large models alone by using </w:t>
+      </w:r>
+      <w:r>
+        <w:rPr>
+          <w:b/>
+          <w:bCs/>
+          <w:sz w:val="24"/>
+          <w:szCs w:val="24"/>
+        </w:rPr>
+        <w:t xml:space="preserve">small models + the right tools</w:t>
+      </w:r>
+      <w:r>
+        <w:rPr>
+          <w:sz w:val="24"/>
+          <w:szCs w:val="24"/>
+        </w:rPr>
+        <w:t xml:space="preserve">.</w:t>
       </w:r>
     </w:p>
     <w:p>
@@ -409,6 +336,158 @@
         <w:spacing w:after="200" w:before="400"/>
       </w:pPr>
       <w:r>
+        <w:t xml:space="preserve">The Philosophy: Tools Beat Memory</w:t>
+      </w:r>
+    </w:p>
+    <w:p>
+      <w:pPr>
+        <w:spacing w:after="200"/>
+      </w:pPr>
+      <w:r>
+        <w:rPr>
+          <w:sz w:val="24"/>
+          <w:szCs w:val="24"/>
+        </w:rPr>
+        <w:t xml:space="preserve">Remember Randy Hill's insight from Chapter 1: </w:t>
+      </w:r>
+      <w:r>
+        <w:rPr>
+          <w:b/>
+          <w:bCs/>
+          <w:sz w:val="24"/>
+          <w:szCs w:val="24"/>
+        </w:rPr>
+        <w:t xml:space="preserve">Don't ask the LLM to know everything. Give it tools to find what it needs.</w:t>
+      </w:r>
+    </w:p>
+    <w:p>
+      <w:pPr>
+        <w:spacing w:after="200"/>
+      </w:pPr>
+      <w:r>
+        <w:rPr>
+          <w:b/>
+          <w:bCs/>
+          <w:sz w:val="24"/>
+          <w:szCs w:val="24"/>
+        </w:rPr>
+        <w:t xml:space="preserve">The Old Way (Large Models):</w:t>
+      </w:r>
+    </w:p>
+    <w:p>
+      <w:pPr>
+        <w:spacing w:after="200"/>
+      </w:pPr>
+      <w:r>
+        <w:rPr>
+          <w:sz w:val="24"/>
+          <w:szCs w:val="24"/>
+        </w:rPr>
+        <w:t xml:space="preserve">- Model tries to remember everything in its training data </w:t>
+      </w:r>
+      <w:r>
+        <w:rPr>
+          <w:sz w:val="24"/>
+          <w:szCs w:val="24"/>
+        </w:rPr>
+        <w:t xml:space="preserve">- Information gets compressed and lost </w:t>
+      </w:r>
+      <w:r>
+        <w:rPr>
+          <w:sz w:val="24"/>
+          <w:szCs w:val="24"/>
+        </w:rPr>
+        <w:t xml:space="preserve">- Asks model: "What was the capital of France in 1850?" </w:t>
+      </w:r>
+      <w:r>
+        <w:rPr>
+          <w:sz w:val="24"/>
+          <w:szCs w:val="24"/>
+        </w:rPr>
+        <w:t xml:space="preserve">- Model might be wrong or unsure </w:t>
+      </w:r>
+    </w:p>
+    <w:p>
+      <w:pPr>
+        <w:spacing w:after="200"/>
+      </w:pPr>
+      <w:r>
+        <w:rPr>
+          <w:b/>
+          <w:bCs/>
+          <w:sz w:val="24"/>
+          <w:szCs w:val="24"/>
+        </w:rPr>
+        <w:t xml:space="preserve">The New Way (Small Models + Tools):</w:t>
+      </w:r>
+    </w:p>
+    <w:p>
+      <w:pPr>
+        <w:spacing w:after="200"/>
+      </w:pPr>
+      <w:r>
+        <w:rPr>
+          <w:sz w:val="24"/>
+          <w:szCs w:val="24"/>
+        </w:rPr>
+        <w:t xml:space="preserve">- Model has access to SQL database (perfect memory) </w:t>
+      </w:r>
+      <w:r>
+        <w:rPr>
+          <w:sz w:val="24"/>
+          <w:szCs w:val="24"/>
+        </w:rPr>
+        <w:t xml:space="preserve">- Model has access to web search (real-time info) </w:t>
+      </w:r>
+      <w:r>
+        <w:rPr>
+          <w:sz w:val="24"/>
+          <w:szCs w:val="24"/>
+        </w:rPr>
+        <w:t xml:space="preserve">- Model has access to documents (your specific knowledge) </w:t>
+      </w:r>
+      <w:r>
+        <w:rPr>
+          <w:sz w:val="24"/>
+          <w:szCs w:val="24"/>
+        </w:rPr>
+        <w:t xml:space="preserve">- Asks model: "Use the database to find the capital of France in 1850" </w:t>
+      </w:r>
+      <w:r>
+        <w:rPr>
+          <w:sz w:val="24"/>
+          <w:szCs w:val="24"/>
+        </w:rPr>
+        <w:t xml:space="preserve">- Model queries database, gets exact answer </w:t>
+      </w:r>
+    </w:p>
+    <w:p>
+      <w:pPr>
+        <w:spacing w:after="200"/>
+      </w:pPr>
+      <w:r>
+        <w:rPr>
+          <w:b/>
+          <w:bCs/>
+          <w:sz w:val="24"/>
+          <w:szCs w:val="24"/>
+        </w:rPr>
+        <w:t xml:space="preserve">This is why we can use 2B parameter models successfully.</w:t>
+      </w:r>
+      <w:r>
+        <w:rPr>
+          <w:sz w:val="24"/>
+          <w:szCs w:val="24"/>
+        </w:rPr>
+        <w:t xml:space="preserve"> The model doesn't need to know everything—it needs to know HOW to use tools.</w:t>
+      </w:r>
+    </w:p>
+    <w:p>
+      <w:pPr>
+        <w:pStyle w:val="Heading2"/>
+        <w:spacing w:after="200" w:before="400"/>
+      </w:pPr>
+      <w:r>
         <w:t xml:space="preserve">The Three-Tier Model System</w:t>
       </w:r>
     </w:p>
@@ -430,7 +509,7 @@
         <w:spacing w:after="200" w:before="400"/>
       </w:pPr>
       <w:r>
-        <w:t xml:space="preserve">Tier 1: Housekeeping (Qwen 3.5-2B)</w:t>
+        <w:t xml:space="preserve">Tier 1: Housekeeping (Qwen 3.5-2B or Similar)</w:t>
       </w:r>
     </w:p>
     <w:p>
@@ -484,15 +563,15 @@
           <w:sz w:val="24"/>
           <w:szCs w:val="24"/>
         </w:rPr>
-        <w:t xml:space="preserve">- Near GPT-4 mini performance </w:t>
-      </w:r>
-      <w:r>
-        <w:rPr>
-          <w:sz w:val="24"/>
-          <w:szCs w:val="24"/>
-        </w:rPr>
         <w:t xml:space="preserve">- Completely free to use </w:t>
       </w:r>
+      <w:r>
+        <w:rPr>
+          <w:sz w:val="24"/>
+          <w:szCs w:val="24"/>
+        </w:rPr>
+        <w:t xml:space="preserve">- Fast responses (5-15 seconds) </w:t>
+      </w:r>
     </w:p>
     <w:p>
       <w:pPr>
@@ -531,14 +610,1253 @@
           <w:sz w:val="24"/>
           <w:szCs w:val="24"/>
         </w:rPr>
-        <w:t xml:space="preserve">- Cleanup operations </w:t>
-      </w:r>
-      <w:r>
-        <w:rPr>
-          <w:sz w:val="24"/>
-          <w:szCs w:val="24"/>
-        </w:rPr>
         <w:t xml:space="preserve">- Routine maintenance </w:t>
+      </w:r>
+      <w:r>
+        <w:rPr>
+          <w:sz w:val="24"/>
+          <w:szCs w:val="24"/>
+        </w:rPr>
+        <w:t xml:space="preserve">- Quick Q&amp;A </w:t>
+      </w:r>
+      <w:r>
+        <w:rPr>
+          <w:sz w:val="24"/>
+          <w:szCs w:val="24"/>
+        </w:rPr>
+        <w:t xml:space="preserve">- Document summaries </w:t>
+      </w:r>
+    </w:p>
+    <w:p>
+      <w:pPr>
+        <w:spacing w:after="200"/>
+      </w:pPr>
+      <w:r>
+        <w:rPr>
+          <w:b/>
+          <w:bCs/>
+          <w:sz w:val="24"/>
+          <w:szCs w:val="24"/>
+        </w:rPr>
+        <w:t xml:space="preserve">Models you can use:</w:t>
+      </w:r>
+    </w:p>
+    <w:p>
+      <w:pPr>
+        <w:spacing w:after="200"/>
+      </w:pPr>
+      <w:r>
+        <w:rPr>
+          <w:sz w:val="24"/>
+          <w:szCs w:val="24"/>
+        </w:rPr>
+        <w:t xml:space="preserve">- `qwen3.5:2b` — Our default, near GPT-4 mini performance </w:t>
+      </w:r>
+      <w:r>
+        <w:rPr>
+          <w:sz w:val="24"/>
+          <w:szCs w:val="24"/>
+        </w:rPr>
+        <w:t xml:space="preserve">- `llama3.2:1b` — Meta's tiny model, very fast </w:t>
+      </w:r>
+      <w:r>
+        <w:rPr>
+          <w:sz w:val="24"/>
+          <w:szCs w:val="24"/>
+        </w:rPr>
+        <w:t xml:space="preserve">- `gemma2:2b` — Google's efficient model </w:t>
+      </w:r>
+      <w:r>
+        <w:rPr>
+          <w:sz w:val="24"/>
+          <w:szCs w:val="24"/>
+        </w:rPr>
+        <w:t xml:space="preserve">- `phi3:mini` — Microsoft's compact model </w:t>
+      </w:r>
+    </w:p>
+    <w:p>
+      <w:pPr>
+        <w:pStyle w:val="Heading3"/>
+        <w:spacing w:after="200" w:before="400"/>
+      </w:pPr>
+      <w:r>
+        <w:t xml:space="preserve">Tier 2: Capable Local (7B-14B Parameters)</w:t>
+      </w:r>
+    </w:p>
+    <w:p>
+      <w:pPr>
+        <w:spacing w:after="200"/>
+      </w:pPr>
+      <w:r>
+        <w:rPr>
+          <w:b/>
+          <w:bCs/>
+          <w:sz w:val="24"/>
+          <w:szCs w:val="24"/>
+        </w:rPr>
+        <w:t xml:space="preserve">Think of this as your skilled professional.</w:t>
+      </w:r>
+    </w:p>
+    <w:p>
+      <w:pPr>
+        <w:spacing w:after="200"/>
+      </w:pPr>
+      <w:r>
+        <w:rPr>
+          <w:b/>
+          <w:bCs/>
+          <w:sz w:val="24"/>
+          <w:szCs w:val="24"/>
+        </w:rPr>
+        <w:t xml:space="preserve">What it is:</w:t>
+      </w:r>
+    </w:p>
+    <w:p>
+      <w:pPr>
+        <w:spacing w:after="200"/>
+      </w:pPr>
+      <w:r>
+        <w:rPr>
+          <w:sz w:val="24"/>
+          <w:szCs w:val="24"/>
+        </w:rPr>
+        <w:t xml:space="preserve">- Medium-sized local models </w:t>
+      </w:r>
+      <w:r>
+        <w:rPr>
+          <w:sz w:val="24"/>
+          <w:szCs w:val="24"/>
+        </w:rPr>
+        <w:t xml:space="preserve">- Still runs on CPU (slower but manageable) </w:t>
+      </w:r>
+      <w:r>
+        <w:rPr>
+          <w:sz w:val="24"/>
+          <w:szCs w:val="24"/>
+        </w:rPr>
+        <w:t xml:space="preserve">- Better reasoning and writing quality </w:t>
+      </w:r>
+      <w:r>
+        <w:rPr>
+          <w:sz w:val="24"/>
+          <w:szCs w:val="24"/>
+        </w:rPr>
+        <w:t xml:space="preserve">- Good for production work </w:t>
+      </w:r>
+    </w:p>
+    <w:p>
+      <w:pPr>
+        <w:spacing w:after="200"/>
+      </w:pPr>
+      <w:r>
+        <w:rPr>
+          <w:b/>
+          <w:bCs/>
+          <w:sz w:val="24"/>
+          <w:szCs w:val="24"/>
+        </w:rPr>
+        <w:t xml:space="preserve">Perfect for:</w:t>
+      </w:r>
+    </w:p>
+    <w:p>
+      <w:pPr>
+        <w:spacing w:after="200"/>
+      </w:pPr>
+      <w:r>
+        <w:rPr>
+          <w:sz w:val="24"/>
+          <w:szCs w:val="24"/>
+        </w:rPr>
+        <w:t xml:space="preserve">- Writing and editing </w:t>
+      </w:r>
+      <w:r>
+        <w:rPr>
+          <w:sz w:val="24"/>
+          <w:szCs w:val="24"/>
+        </w:rPr>
+        <w:t xml:space="preserve">- Document generation </w:t>
+      </w:r>
+      <w:r>
+        <w:rPr>
+          <w:sz w:val="24"/>
+          <w:szCs w:val="24"/>
+        </w:rPr>
+        <w:t xml:space="preserve">- Analysis tasks </w:t>
+      </w:r>
+      <w:r>
+        <w:rPr>
+          <w:sz w:val="24"/>
+          <w:szCs w:val="24"/>
+        </w:rPr>
+        <w:t xml:space="preserve">- Code generation </w:t>
+      </w:r>
+      <w:r>
+        <w:rPr>
+          <w:sz w:val="24"/>
+          <w:szCs w:val="24"/>
+        </w:rPr>
+        <w:t xml:space="preserve">- Reasoning problems </w:t>
+      </w:r>
+    </w:p>
+    <w:p>
+      <w:pPr>
+        <w:spacing w:after="200"/>
+      </w:pPr>
+      <w:r>
+        <w:rPr>
+          <w:b/>
+          <w:bCs/>
+          <w:sz w:val="24"/>
+          <w:szCs w:val="24"/>
+        </w:rPr>
+        <w:t xml:space="preserve">Models you can use:</w:t>
+      </w:r>
+    </w:p>
+    <w:p>
+      <w:pPr>
+        <w:spacing w:after="200"/>
+      </w:pPr>
+      <w:r>
+        <w:rPr>
+          <w:sz w:val="24"/>
+          <w:szCs w:val="24"/>
+        </w:rPr>
+        <w:t xml:space="preserve">- `qwen2.5:7b` — Excellent balance of speed and quality </w:t>
+      </w:r>
+      <w:r>
+        <w:rPr>
+          <w:sz w:val="24"/>
+          <w:szCs w:val="24"/>
+        </w:rPr>
+        <w:t xml:space="preserve">- `qwen2.5:14b` — Higher quality for demanding tasks </w:t>
+      </w:r>
+      <w:r>
+        <w:rPr>
+          <w:sz w:val="24"/>
+          <w:szCs w:val="24"/>
+        </w:rPr>
+        <w:t xml:space="preserve">- `llama3.1:8b` — Meta's capable model </w:t>
+      </w:r>
+      <w:r>
+        <w:rPr>
+          <w:sz w:val="24"/>
+          <w:szCs w:val="24"/>
+        </w:rPr>
+        <w:t xml:space="preserve">- `gemma2:9b` — Google's strong performer </w:t>
+      </w:r>
+    </w:p>
+    <w:p>
+      <w:pPr>
+        <w:pStyle w:val="Heading3"/>
+        <w:spacing w:after="200" w:before="400"/>
+      </w:pPr>
+      <w:r>
+        <w:t xml:space="preserve">Tier 3: Cloud Thinking (27B-70B+ Parameters)</w:t>
+      </w:r>
+    </w:p>
+    <w:p>
+      <w:pPr>
+        <w:spacing w:after="200"/>
+      </w:pPr>
+      <w:r>
+        <w:rPr>
+          <w:b/>
+          <w:bCs/>
+          <w:sz w:val="24"/>
+          <w:szCs w:val="24"/>
+        </w:rPr>
+        <w:t xml:space="preserve">Think of this as your expert consultant (on speed dial).</w:t>
+      </w:r>
+    </w:p>
+    <w:p>
+      <w:pPr>
+        <w:spacing w:after="200"/>
+      </w:pPr>
+      <w:r>
+        <w:rPr>
+          <w:b/>
+          <w:bCs/>
+          <w:sz w:val="24"/>
+          <w:szCs w:val="24"/>
+        </w:rPr>
+        <w:t xml:space="preserve">What it is:</w:t>
+      </w:r>
+    </w:p>
+    <w:p>
+      <w:pPr>
+        <w:spacing w:after="200"/>
+      </w:pPr>
+      <w:r>
+        <w:rPr>
+          <w:sz w:val="24"/>
+          <w:szCs w:val="24"/>
+        </w:rPr>
+        <w:t xml:space="preserve">- Large models via API or Ollama Cloud </w:t>
+      </w:r>
+      <w:r>
+        <w:rPr>
+          <w:sz w:val="24"/>
+          <w:szCs w:val="24"/>
+        </w:rPr>
+        <w:t xml:space="preserve">- Best quality available </w:t>
+      </w:r>
+      <w:r>
+        <w:rPr>
+          <w:sz w:val="24"/>
+          <w:szCs w:val="24"/>
+        </w:rPr>
+        <w:t xml:space="preserve">- Costs money per use (or use free tokens) </w:t>
+      </w:r>
+      <w:r>
+        <w:rPr>
+          <w:sz w:val="24"/>
+          <w:szCs w:val="24"/>
+        </w:rPr>
+        <w:t xml:space="preserve">- Reserved for complex tasks </w:t>
+      </w:r>
+    </w:p>
+    <w:p>
+      <w:pPr>
+        <w:spacing w:after="200"/>
+      </w:pPr>
+      <w:r>
+        <w:rPr>
+          <w:b/>
+          <w:bCs/>
+          <w:sz w:val="24"/>
+          <w:szCs w:val="24"/>
+        </w:rPr>
+        <w:t xml:space="preserve">Perfect for:</w:t>
+      </w:r>
+    </w:p>
+    <w:p>
+      <w:pPr>
+        <w:spacing w:after="200"/>
+      </w:pPr>
+      <w:r>
+        <w:rPr>
+          <w:sz w:val="24"/>
+          <w:szCs w:val="24"/>
+        </w:rPr>
+        <w:t xml:space="preserve">- Complex reasoning </w:t>
+      </w:r>
+      <w:r>
+        <w:rPr>
+          <w:sz w:val="24"/>
+          <w:szCs w:val="24"/>
+        </w:rPr>
+        <w:t xml:space="preserve">- Creative writing </w:t>
+      </w:r>
+      <w:r>
+        <w:rPr>
+          <w:sz w:val="24"/>
+          <w:szCs w:val="24"/>
+        </w:rPr>
+        <w:t xml:space="preserve">- Difficult problems </w:t>
+      </w:r>
+      <w:r>
+        <w:rPr>
+          <w:sz w:val="24"/>
+          <w:szCs w:val="24"/>
+        </w:rPr>
+        <w:t xml:space="preserve">- Tasks where accuracy is critical </w:t>
+      </w:r>
+    </w:p>
+    <w:p>
+      <w:pPr>
+        <w:spacing w:after="200"/>
+      </w:pPr>
+      <w:r>
+        <w:rPr>
+          <w:b/>
+          <w:bCs/>
+          <w:sz w:val="24"/>
+          <w:szCs w:val="24"/>
+        </w:rPr>
+        <w:t xml:space="preserve">Models you can use:</w:t>
+      </w:r>
+    </w:p>
+    <w:p>
+      <w:pPr>
+        <w:spacing w:after="200"/>
+      </w:pPr>
+      <w:r>
+        <w:rPr>
+          <w:sz w:val="24"/>
+          <w:szCs w:val="24"/>
+        </w:rPr>
+        <w:t xml:space="preserve">- `qwen3.5:32b` — Very capable, reasonable cost </w:t>
+      </w:r>
+      <w:r>
+        <w:rPr>
+          <w:sz w:val="24"/>
+          <w:szCs w:val="24"/>
+        </w:rPr>
+        <w:t xml:space="preserve">- `qwen3.5:27b` — High quality via Ollama Cloud </w:t>
+      </w:r>
+      <w:r>
+        <w:rPr>
+          <w:sz w:val="24"/>
+          <w:szCs w:val="24"/>
+        </w:rPr>
+        <w:t xml:space="preserve">- `llama4:scout` — 108B parameters (requires GPU or patience!) </w:t>
+      </w:r>
+      <w:r>
+        <w:rPr>
+          <w:sz w:val="24"/>
+          <w:szCs w:val="24"/>
+        </w:rPr>
+        <w:t xml:space="preserve">- `glm-4.7-flash` — 29B parameters, excellent multilingual </w:t>
+      </w:r>
+      <w:r>
+        <w:rPr>
+          <w:sz w:val="24"/>
+          <w:szCs w:val="24"/>
+        </w:rPr>
+        <w:t xml:space="preserve">- Cloud APIs: GPT-4, Claude, etc. </w:t>
+      </w:r>
+    </w:p>
+    <w:p>
+      <w:pPr>
+        <w:pStyle w:val="Heading2"/>
+        <w:spacing w:after="200" w:before="400"/>
+      </w:pPr>
+      <w:r>
+        <w:t xml:space="preserve">Your Options: From Minimal to Maximum</w:t>
+      </w:r>
+    </w:p>
+    <w:p>
+      <w:pPr>
+        <w:pStyle w:val="Heading3"/>
+        <w:spacing w:after="200" w:before="400"/>
+      </w:pPr>
+      <w:r>
+        <w:t xml:space="preserve">Option A: Minimal Setup (Recommended for Beginners)</w:t>
+      </w:r>
+    </w:p>
+    <w:p>
+      <w:pPr>
+        <w:spacing w:after="200"/>
+      </w:pPr>
+      <w:r>
+        <w:rPr>
+          <w:b/>
+          <w:bCs/>
+          <w:sz w:val="24"/>
+          <w:szCs w:val="24"/>
+        </w:rPr>
+        <w:t xml:space="preserve">Hardware:</w:t>
+      </w:r>
+      <w:r>
+        <w:rPr>
+          <w:sz w:val="24"/>
+          <w:szCs w:val="24"/>
+        </w:rPr>
+        <w:t xml:space="preserve"> Any modern laptop (4GB+ RAM)</w:t>
+      </w:r>
+    </w:p>
+    <w:p>
+      <w:pPr>
+        <w:spacing w:after="200"/>
+      </w:pPr>
+      <w:r>
+        <w:rPr>
+          <w:b/>
+          <w:bCs/>
+          <w:sz w:val="24"/>
+          <w:szCs w:val="24"/>
+        </w:rPr>
+        <w:t xml:space="preserve">Models:</w:t>
+      </w:r>
+      <w:r>
+        <w:rPr>
+          <w:sz w:val="24"/>
+          <w:szCs w:val="24"/>
+        </w:rPr>
+        <w:t xml:space="preserve"> 2B-7B parameters only</w:t>
+      </w:r>
+    </w:p>
+    <w:p>
+      <w:pPr>
+        <w:spacing w:after="200"/>
+      </w:pPr>
+      <w:r>
+        <w:rPr>
+          <w:b/>
+          <w:bCs/>
+          <w:sz w:val="24"/>
+          <w:szCs w:val="24"/>
+        </w:rPr>
+        <w:t xml:space="preserve">Cost:</w:t>
+      </w:r>
+      <w:r>
+        <w:rPr>
+          <w:sz w:val="24"/>
+          <w:szCs w:val="24"/>
+        </w:rPr>
+        <w:t xml:space="preserve"> $0/month</w:t>
+      </w:r>
+    </w:p>
+    <w:p>
+      <w:pPr>
+        <w:spacing w:after="200"/>
+      </w:pPr>
+      <w:r>
+        <w:rPr>
+          <w:b/>
+          <w:bCs/>
+          <w:sz w:val="24"/>
+          <w:szCs w:val="24"/>
+        </w:rPr>
+        <w:t xml:space="preserve">Speed:</w:t>
+      </w:r>
+      <w:r>
+        <w:rPr>
+          <w:sz w:val="24"/>
+          <w:szCs w:val="24"/>
+        </w:rPr>
+        <w:t xml:space="preserve"> Fast (5-30 second responses)</w:t>
+      </w:r>
+    </w:p>
+    <w:p>
+      <w:pPr>
+        <w:spacing w:after="200"/>
+      </w:pPr>
+      <w:r>
+        <w:rPr>
+          <w:b/>
+          <w:bCs/>
+          <w:sz w:val="24"/>
+          <w:szCs w:val="24"/>
+        </w:rPr>
+        <w:t xml:space="preserve">Works great for:</w:t>
+      </w:r>
+    </w:p>
+    <w:p>
+      <w:pPr>
+        <w:spacing w:after="200"/>
+      </w:pPr>
+      <w:r>
+        <w:rPr>
+          <w:sz w:val="24"/>
+          <w:szCs w:val="24"/>
+        </w:rPr>
+        <w:t xml:space="preserve">- Personal assistant </w:t>
+      </w:r>
+      <w:r>
+        <w:rPr>
+          <w:sz w:val="24"/>
+          <w:szCs w:val="24"/>
+        </w:rPr>
+        <w:t xml:space="preserve">- Document chat </w:t>
+      </w:r>
+      <w:r>
+        <w:rPr>
+          <w:sz w:val="24"/>
+          <w:szCs w:val="24"/>
+        </w:rPr>
+        <w:t xml:space="preserve">- Writing help </w:t>
+      </w:r>
+      <w:r>
+        <w:rPr>
+          <w:sz w:val="24"/>
+          <w:szCs w:val="24"/>
+        </w:rPr>
+        <w:t xml:space="preserve">- Learning and experimentation </w:t>
+      </w:r>
+    </w:p>
+    <w:p>
+      <w:pPr>
+        <w:spacing w:after="200"/>
+      </w:pPr>
+      <w:r>
+        <w:rPr>
+          <w:b/>
+          <w:bCs/>
+          <w:sz w:val="24"/>
+          <w:szCs w:val="24"/>
+        </w:rPr>
+        <w:t xml:space="preserve">Models:</w:t>
+      </w:r>
+    </w:p>
+    <w:p>
+      <w:pPr>
+        <w:shd w:fill="F5F5F5"/>
+        <w:spacing w:after="100" w:before="100"/>
+      </w:pPr>
+      <w:r>
+        <w:rPr>
+          <w:rFonts w:ascii="Courier New" w:cs="Courier New" w:eastAsia="Courier New" w:hAnsi="Courier New"/>
+          <w:sz w:val="20"/>
+          <w:szCs w:val="20"/>
+        </w:rPr>
+        <w:t xml:space="preserve">
+</w:t>
+      </w:r>
+    </w:p>
+    <w:p>
+      <w:pPr>
+        <w:pStyle w:val="Heading3"/>
+        <w:spacing w:after="200" w:before="400"/>
+      </w:pPr>
+      <w:r>
+        <w:t xml:space="preserve">Option B: Balanced Setup (What This Book Demonstrates)</w:t>
+      </w:r>
+    </w:p>
+    <w:p>
+      <w:pPr>
+        <w:spacing w:after="200"/>
+      </w:pPr>
+      <w:r>
+        <w:rPr>
+          <w:b/>
+          <w:bCs/>
+          <w:sz w:val="24"/>
+          <w:szCs w:val="24"/>
+        </w:rPr>
+        <w:t xml:space="preserve">Hardware:</w:t>
+      </w:r>
+      <w:r>
+        <w:rPr>
+          <w:sz w:val="24"/>
+          <w:szCs w:val="24"/>
+        </w:rPr>
+        <w:t xml:space="preserve"> Laptop with 8GB+ RAM</w:t>
+      </w:r>
+    </w:p>
+    <w:p>
+      <w:pPr>
+        <w:spacing w:after="200"/>
+      </w:pPr>
+      <w:r>
+        <w:rPr>
+          <w:b/>
+          <w:bCs/>
+          <w:sz w:val="24"/>
+          <w:szCs w:val="24"/>
+        </w:rPr>
+        <w:t xml:space="preserve">Models:</w:t>
+      </w:r>
+      <w:r>
+        <w:rPr>
+          <w:sz w:val="24"/>
+          <w:szCs w:val="24"/>
+        </w:rPr>
+        <w:t xml:space="preserve"> 2B-14B local + occasional cloud</w:t>
+      </w:r>
+    </w:p>
+    <w:p>
+      <w:pPr>
+        <w:spacing w:after="200"/>
+      </w:pPr>
+      <w:r>
+        <w:rPr>
+          <w:b/>
+          <w:bCs/>
+          <w:sz w:val="24"/>
+          <w:szCs w:val="24"/>
+        </w:rPr>
+        <w:t xml:space="preserve">Cost:</w:t>
+      </w:r>
+      <w:r>
+        <w:rPr>
+          <w:sz w:val="24"/>
+          <w:szCs w:val="24"/>
+        </w:rPr>
+        <w:t xml:space="preserve"> $0-20/month (cloud for heavy tasks)</w:t>
+      </w:r>
+    </w:p>
+    <w:p>
+      <w:pPr>
+        <w:spacing w:after="200"/>
+      </w:pPr>
+      <w:r>
+        <w:rPr>
+          <w:b/>
+          <w:bCs/>
+          <w:sz w:val="24"/>
+          <w:szCs w:val="24"/>
+        </w:rPr>
+        <w:t xml:space="preserve">Speed:</w:t>
+      </w:r>
+      <w:r>
+        <w:rPr>
+          <w:sz w:val="24"/>
+          <w:szCs w:val="24"/>
+        </w:rPr>
+        <w:t xml:space="preserve"> Fast local, slower cloud</w:t>
+      </w:r>
+    </w:p>
+    <w:p>
+      <w:pPr>
+        <w:spacing w:after="200"/>
+      </w:pPr>
+      <w:r>
+        <w:rPr>
+          <w:b/>
+          <w:bCs/>
+          <w:sz w:val="24"/>
+          <w:szCs w:val="24"/>
+        </w:rPr>
+        <w:t xml:space="preserve">Works great for:</w:t>
+      </w:r>
+    </w:p>
+    <w:p>
+      <w:pPr>
+        <w:spacing w:after="200"/>
+      </w:pPr>
+      <w:r>
+        <w:rPr>
+          <w:sz w:val="24"/>
+          <w:szCs w:val="24"/>
+        </w:rPr>
+        <w:t xml:space="preserve">- Professional use </w:t>
+      </w:r>
+      <w:r>
+        <w:rPr>
+          <w:sz w:val="24"/>
+          <w:szCs w:val="24"/>
+        </w:rPr>
+        <w:t xml:space="preserve">- Document processing </w:t>
+      </w:r>
+      <w:r>
+        <w:rPr>
+          <w:sz w:val="24"/>
+          <w:szCs w:val="24"/>
+        </w:rPr>
+        <w:t xml:space="preserve">- Research assistance </w:t>
+      </w:r>
+      <w:r>
+        <w:rPr>
+          <w:sz w:val="24"/>
+          <w:szCs w:val="24"/>
+        </w:rPr>
+        <w:t xml:space="preserve">- Content creation </w:t>
+      </w:r>
+    </w:p>
+    <w:p>
+      <w:pPr>
+        <w:spacing w:after="200"/>
+      </w:pPr>
+      <w:r>
+        <w:rPr>
+          <w:b/>
+          <w:bCs/>
+          <w:sz w:val="24"/>
+          <w:szCs w:val="24"/>
+        </w:rPr>
+        <w:t xml:space="preserve">Models:</w:t>
+      </w:r>
+    </w:p>
+    <w:p>
+      <w:pPr>
+        <w:shd w:fill="F5F5F5"/>
+        <w:spacing w:after="100" w:before="100"/>
+      </w:pPr>
+      <w:r>
+        <w:rPr>
+          <w:rFonts w:ascii="Courier New" w:cs="Courier New" w:eastAsia="Courier New" w:hAnsi="Courier New"/>
+          <w:sz w:val="20"/>
+          <w:szCs w:val="20"/>
+        </w:rPr>
+        <w:t xml:space="preserve">
+</w:t>
+      </w:r>
+    </w:p>
+    <w:p>
+      <w:pPr>
+        <w:pStyle w:val="Heading3"/>
+        <w:spacing w:after="200" w:before="400"/>
+      </w:pPr>
+      <w:r>
+        <w:t xml:space="preserve">Option C: Maximum Capability (Power User)</w:t>
+      </w:r>
+    </w:p>
+    <w:p>
+      <w:pPr>
+        <w:spacing w:after="200"/>
+      </w:pPr>
+      <w:r>
+        <w:rPr>
+          <w:b/>
+          <w:bCs/>
+          <w:sz w:val="24"/>
+          <w:szCs w:val="24"/>
+        </w:rPr>
+        <w:t xml:space="preserve">Hardware:</w:t>
+      </w:r>
+      <w:r>
+        <w:rPr>
+          <w:sz w:val="24"/>
+          <w:szCs w:val="24"/>
+        </w:rPr>
+        <w:t xml:space="preserve"> Desktop with 16GB+ RAM or GPU</w:t>
+      </w:r>
+    </w:p>
+    <w:p>
+      <w:pPr>
+        <w:spacing w:after="200"/>
+      </w:pPr>
+      <w:r>
+        <w:rPr>
+          <w:b/>
+          <w:bCs/>
+          <w:sz w:val="24"/>
+          <w:szCs w:val="24"/>
+        </w:rPr>
+        <w:t xml:space="preserve">Models:</w:t>
+      </w:r>
+      <w:r>
+        <w:rPr>
+          <w:sz w:val="24"/>
+          <w:szCs w:val="24"/>
+        </w:rPr>
+        <w:t xml:space="preserve"> Everything up to 108B parameters</w:t>
+      </w:r>
+    </w:p>
+    <w:p>
+      <w:pPr>
+        <w:spacing w:after="200"/>
+      </w:pPr>
+      <w:r>
+        <w:rPr>
+          <w:b/>
+          <w:bCs/>
+          <w:sz w:val="24"/>
+          <w:szCs w:val="24"/>
+        </w:rPr>
+        <w:t xml:space="preserve">Cost:</w:t>
+      </w:r>
+      <w:r>
+        <w:rPr>
+          <w:sz w:val="24"/>
+          <w:szCs w:val="24"/>
+        </w:rPr>
+        <w:t xml:space="preserve"> $0 (if patient) or $20-100/month</w:t>
+      </w:r>
+    </w:p>
+    <w:p>
+      <w:pPr>
+        <w:spacing w:after="200"/>
+      </w:pPr>
+      <w:r>
+        <w:rPr>
+          <w:b/>
+          <w:bCs/>
+          <w:sz w:val="24"/>
+          <w:szCs w:val="24"/>
+        </w:rPr>
+        <w:t xml:space="preserve">Speed:</w:t>
+      </w:r>
+      <w:r>
+        <w:rPr>
+          <w:sz w:val="24"/>
+          <w:szCs w:val="24"/>
+        </w:rPr>
+        <w:t xml:space="preserve"> Varies (2B = fast, 108B = very slow on CPU)</w:t>
+      </w:r>
+    </w:p>
+    <w:p>
+      <w:pPr>
+        <w:spacing w:after="200"/>
+      </w:pPr>
+      <w:r>
+        <w:rPr>
+          <w:b/>
+          <w:bCs/>
+          <w:sz w:val="24"/>
+          <w:szCs w:val="24"/>
+        </w:rPr>
+        <w:t xml:space="preserve">Works great for:</w:t>
+      </w:r>
+    </w:p>
+    <w:p>
+      <w:pPr>
+        <w:spacing w:after="200"/>
+      </w:pPr>
+      <w:r>
+        <w:rPr>
+          <w:sz w:val="24"/>
+          <w:szCs w:val="24"/>
+        </w:rPr>
+        <w:t xml:space="preserve">- Complex analysis </w:t>
+      </w:r>
+      <w:r>
+        <w:rPr>
+          <w:sz w:val="24"/>
+          <w:szCs w:val="24"/>
+        </w:rPr>
+        <w:t xml:space="preserve">- Professional writing </w:t>
+      </w:r>
+      <w:r>
+        <w:rPr>
+          <w:sz w:val="24"/>
+          <w:szCs w:val="24"/>
+        </w:rPr>
+        <w:t xml:space="preserve">- Code generation </w:t>
+      </w:r>
+      <w:r>
+        <w:rPr>
+          <w:sz w:val="24"/>
+          <w:szCs w:val="24"/>
+        </w:rPr>
+        <w:t xml:space="preserve">- Research </w:t>
+      </w:r>
+    </w:p>
+    <w:p>
+      <w:pPr>
+        <w:spacing w:after="200"/>
+      </w:pPr>
+      <w:r>
+        <w:rPr>
+          <w:b/>
+          <w:bCs/>
+          <w:sz w:val="24"/>
+          <w:szCs w:val="24"/>
+        </w:rPr>
+        <w:t xml:space="preserve">Models:</w:t>
+      </w:r>
+    </w:p>
+    <w:p>
+      <w:pPr>
+        <w:shd w:fill="F5F5F5"/>
+        <w:spacing w:after="100" w:before="100"/>
+      </w:pPr>
+      <w:r>
+        <w:rPr>
+          <w:rFonts w:ascii="Courier New" w:cs="Courier New" w:eastAsia="Courier New" w:hAnsi="Courier New"/>
+          <w:sz w:val="20"/>
+          <w:szCs w:val="20"/>
+        </w:rPr>
+        <w:t xml:space="preserve">
+</w:t>
+      </w:r>
+    </w:p>
+    <w:p>
+      <w:pPr>
+        <w:pStyle w:val="Heading3"/>
+        <w:spacing w:after="200" w:before="400"/>
+      </w:pPr>
+      <w:r>
+        <w:t xml:space="preserve">Option D: Enterprise Setup (Future Chapter)</w:t>
+      </w:r>
+    </w:p>
+    <w:p>
+      <w:pPr>
+        <w:spacing w:after="200"/>
+      </w:pPr>
+      <w:r>
+        <w:rPr>
+          <w:b/>
+          <w:bCs/>
+          <w:sz w:val="24"/>
+          <w:szCs w:val="24"/>
+        </w:rPr>
+        <w:t xml:space="preserve">Hardware:</w:t>
+      </w:r>
+      <w:r>
+        <w:rPr>
+          <w:sz w:val="24"/>
+          <w:szCs w:val="24"/>
+        </w:rPr>
+        <w:t xml:space="preserve"> Server with GPU(s)</w:t>
+      </w:r>
+    </w:p>
+    <w:p>
+      <w:pPr>
+        <w:spacing w:after="200"/>
+      </w:pPr>
+      <w:r>
+        <w:rPr>
+          <w:b/>
+          <w:bCs/>
+          <w:sz w:val="24"/>
+          <w:szCs w:val="24"/>
+        </w:rPr>
+        <w:t xml:space="preserve">Backend:</w:t>
+      </w:r>
+      <w:r>
+        <w:rPr>
+          <w:sz w:val="24"/>
+          <w:szCs w:val="24"/>
+        </w:rPr>
+        <w:t xml:space="preserve"> vLLM for serving</w:t>
+      </w:r>
+    </w:p>
+    <w:p>
+      <w:pPr>
+        <w:spacing w:after="200"/>
+      </w:pPr>
+      <w:r>
+        <w:rPr>
+          <w:b/>
+          <w:bCs/>
+          <w:sz w:val="24"/>
+          <w:szCs w:val="24"/>
+        </w:rPr>
+        <w:t xml:space="preserve">Cost:</w:t>
+      </w:r>
+      <w:r>
+        <w:rPr>
+          <w:sz w:val="24"/>
+          <w:szCs w:val="24"/>
+        </w:rPr>
+        <w:t xml:space="preserve"> Depends on usage</w:t>
+      </w:r>
+    </w:p>
+    <w:p>
+      <w:pPr>
+        <w:spacing w:after="200"/>
+      </w:pPr>
+      <w:r>
+        <w:rPr>
+          <w:b/>
+          <w:bCs/>
+          <w:sz w:val="24"/>
+          <w:szCs w:val="24"/>
+        </w:rPr>
+        <w:t xml:space="preserve">Speed:</w:t>
+      </w:r>
+      <w:r>
+        <w:rPr>
+          <w:sz w:val="24"/>
+          <w:szCs w:val="24"/>
+        </w:rPr>
+        <w:t xml:space="preserve"> Fast for many users</w:t>
+      </w:r>
+    </w:p>
+    <w:p>
+      <w:pPr>
+        <w:spacing w:after="200"/>
+      </w:pPr>
+      <w:r>
+        <w:rPr>
+          <w:b/>
+          <w:bCs/>
+          <w:sz w:val="24"/>
+          <w:szCs w:val="24"/>
+        </w:rPr>
+        <w:t xml:space="preserve">Works great for:</w:t>
+      </w:r>
+    </w:p>
+    <w:p>
+      <w:pPr>
+        <w:spacing w:after="200"/>
+      </w:pPr>
+      <w:r>
+        <w:rPr>
+          <w:sz w:val="24"/>
+          <w:szCs w:val="24"/>
+        </w:rPr>
+        <w:t xml:space="preserve">- Teams </w:t>
+      </w:r>
+      <w:r>
+        <w:rPr>
+          <w:sz w:val="24"/>
+          <w:szCs w:val="24"/>
+        </w:rPr>
+        <w:t xml:space="preserve">- High-throughput APIs </w:t>
+      </w:r>
+      <w:r>
+        <w:rPr>
+          <w:sz w:val="24"/>
+          <w:szCs w:val="24"/>
+        </w:rPr>
+        <w:t xml:space="preserve">- Production services </w:t>
+      </w:r>
+      <w:r>
+        <w:rPr>
+          <w:sz w:val="24"/>
+          <w:szCs w:val="24"/>
+        </w:rPr>
+        <w:t xml:space="preserve">- Many concurrent users </w:t>
+      </w:r>
+    </w:p>
+    <w:p>
+      <w:pPr>
+        <w:spacing w:after="200"/>
+      </w:pPr>
+      <w:r>
+        <w:rPr>
+          <w:b/>
+          <w:bCs/>
+          <w:sz w:val="24"/>
+          <w:szCs w:val="24"/>
+        </w:rPr>
+        <w:t xml:space="preserve">We'll cover this in Chapter 21: Scaling to Enterprise</w:t>
+      </w:r>
+    </w:p>
+    <w:p>
+      <w:pPr>
+        <w:pStyle w:val="Heading2"/>
+        <w:spacing w:after="200" w:before="400"/>
+      </w:pPr>
+      <w:r>
+        <w:t xml:space="preserve">Why Not Just Use the Biggest Model?</w:t>
+      </w:r>
+    </w:p>
+    <w:p>
+      <w:pPr>
+        <w:spacing w:after="200"/>
+      </w:pPr>
+      <w:r>
+        <w:rPr>
+          <w:b/>
+          <w:bCs/>
+          <w:sz w:val="24"/>
+          <w:szCs w:val="24"/>
+        </w:rPr>
+        <w:t xml:space="preserve">The short answer:</w:t>
+      </w:r>
+      <w:r>
+        <w:rPr>
+          <w:sz w:val="24"/>
+          <w:szCs w:val="24"/>
+        </w:rPr>
+        <w:t xml:space="preserve"> You could, but you'd be wasting resources.</w:t>
+      </w:r>
+    </w:p>
+    <w:p>
+      <w:pPr>
+        <w:spacing w:after="200"/>
+      </w:pPr>
+      <w:r>
+        <w:rPr>
+          <w:b/>
+          <w:bCs/>
+          <w:sz w:val="24"/>
+          <w:szCs w:val="24"/>
+        </w:rPr>
+        <w:t xml:space="preserve">Analogy:</w:t>
+      </w:r>
+    </w:p>
+    <w:p>
+      <w:pPr>
+        <w:spacing w:after="200"/>
+      </w:pPr>
+      <w:r>
+        <w:rPr>
+          <w:sz w:val="24"/>
+          <w:szCs w:val="24"/>
+        </w:rPr>
+        <w:t xml:space="preserve">- Sending a text message? Use your phone (lightweight model) </w:t>
+      </w:r>
+      <w:r>
+        <w:rPr>
+          <w:sz w:val="24"/>
+          <w:szCs w:val="24"/>
+        </w:rPr>
+        <w:t xml:space="preserve">- Writing a novel? Use your laptop (capable model) </w:t>
+      </w:r>
+      <w:r>
+        <w:rPr>
+          <w:sz w:val="24"/>
+          <w:szCs w:val="24"/>
+        </w:rPr>
+        <w:t xml:space="preserve">- Calculating rocket trajectories? Use a supercomputer (large model) </w:t>
+      </w:r>
+    </w:p>
+    <w:p>
+      <w:pPr>
+        <w:spacing w:after="200"/>
+      </w:pPr>
+      <w:r>
+        <w:rPr>
+          <w:b/>
+          <w:bCs/>
+          <w:sz w:val="24"/>
+          <w:szCs w:val="24"/>
+        </w:rPr>
+        <w:t xml:space="preserve">Different tasks need different tools.</w:t>
+      </w:r>
+      <w:r>
+        <w:rPr>
+          <w:sz w:val="24"/>
+          <w:szCs w:val="24"/>
+        </w:rPr>
+        <w:t xml:space="preserve"> Using a 108B parameter model to answer "What time is it?" is like using a nuclear reactor to toast bread.</w:t>
+      </w:r>
+    </w:p>
+    <w:p>
+      <w:pPr>
+        <w:spacing w:after="200"/>
+      </w:pPr>
+      <w:r>
+        <w:rPr>
+          <w:b/>
+          <w:bCs/>
+          <w:sz w:val="24"/>
+          <w:szCs w:val="24"/>
+        </w:rPr>
+        <w:t xml:space="preserve">The Smart Approach:</w:t>
+      </w:r>
+    </w:p>
+    <w:p>
+      <w:pPr>
+        <w:spacing w:after="200"/>
+      </w:pPr>
+      <w:r>
+        <w:rPr>
+          <w:sz w:val="24"/>
+          <w:szCs w:val="24"/>
+        </w:rPr>
+        <w:t xml:space="preserve">1. Use 2B-7B models for 80% of tasks (fast, free) </w:t>
+      </w:r>
+      <w:r>
+        <w:rPr>
+          <w:sz w:val="24"/>
+          <w:szCs w:val="24"/>
+        </w:rPr>
+        <w:t xml:space="preserve">2. Use 14B models for 15% of tasks (quality, still free) </w:t>
+      </w:r>
+      <w:r>
+        <w:rPr>
+          <w:sz w:val="24"/>
+          <w:szCs w:val="24"/>
+        </w:rPr>
+        <w:t xml:space="preserve">3. Use 27B+ models for 5% of tasks (when accuracy matters most) </w:t>
+      </w:r>
+    </w:p>
+    <w:p>
+      <w:pPr>
+        <w:spacing w:after="200"/>
+      </w:pPr>
+      <w:r>
+        <w:rPr>
+          <w:b/>
+          <w:bCs/>
+          <w:sz w:val="24"/>
+          <w:szCs w:val="24"/>
+        </w:rPr>
+        <w:t xml:space="preserve">Result:</w:t>
+      </w:r>
+      <w:r>
+        <w:rPr>
+          <w:sz w:val="24"/>
+          <w:szCs w:val="24"/>
+        </w:rPr>
+        <w:t xml:space="preserve"> Better performance, lower cost, faster responses.</w:t>
+      </w:r>
+    </w:p>
+    <w:p>
+      <w:pPr>
+        <w:pStyle w:val="Heading2"/>
+        <w:spacing w:after="200" w:before="400"/>
+      </w:pPr>
+      <w:r>
+        <w:t xml:space="preserve">How the Model Router Works</w:t>
+      </w:r>
+    </w:p>
+    <w:p>
+      <w:pPr>
+        <w:spacing w:after="200"/>
+      </w:pPr>
+      <w:r>
+        <w:rPr>
+          <w:sz w:val="24"/>
+          <w:szCs w:val="24"/>
+        </w:rPr>
+        <w:t xml:space="preserve">[Rest of chapter continues with existing content about the implementation...] </w:t>
       </w:r>
     </w:p>
     <w:p>
